--- a/ADC/Part1/ADC part1 sec1.docx
+++ b/ADC/Part1/ADC part1 sec1.docx
@@ -23,6 +23,9 @@
       <w:pPr>
         <w:spacing w:after="400"/>
         <w:jc w:val="center"/>
+        <w:rPr>
+          <w:rFonts w:hint="eastAsia"/>
+        </w:rPr>
       </w:pPr>
       <w:r>
         <w:rPr>
@@ -33,7 +36,31 @@
           <w:sz w:val="24"/>
           <w:szCs w:val="24"/>
         </w:rPr>
-        <w:t>Part 1  |  Section 1: Measuring Impedance</w:t>
+        <w:t xml:space="preserve">Part </w:t>
+      </w:r>
+      <w:proofErr w:type="gramStart"/>
+      <w:r>
+        <w:rPr>
+          <w:rFonts w:ascii="Arial" w:eastAsia="Arial" w:hAnsi="Arial" w:cs="Arial"/>
+          <w:i/>
+          <w:iCs/>
+          <w:color w:val="444444"/>
+          <w:sz w:val="24"/>
+          <w:szCs w:val="24"/>
+        </w:rPr>
+        <w:t>1  |</w:t>
+      </w:r>
+      <w:proofErr w:type="gramEnd"/>
+      <w:r>
+        <w:rPr>
+          <w:rFonts w:ascii="Arial" w:eastAsia="Arial" w:hAnsi="Arial" w:cs="Arial"/>
+          <w:i/>
+          <w:iCs/>
+          <w:color w:val="444444"/>
+          <w:sz w:val="24"/>
+          <w:szCs w:val="24"/>
+        </w:rPr>
+        <w:t xml:space="preserve">  Section 1: Measuring Impedance</w:t>
       </w:r>
     </w:p>
     <w:p>
@@ -159,7 +186,54 @@
           <w:iCs/>
           <w:color w:val="1A1A1A"/>
         </w:rPr>
-        <w:t>Z = R · (Vᴻ / Vᵆ)</w:t>
+        <w:t>Z = R · (V</w:t>
+      </w:r>
+      <w:r>
+        <w:rPr>
+          <w:rFonts w:eastAsia="Times New Roman"/>
+          <w:i/>
+          <w:iCs/>
+          <w:color w:val="1A1A1A"/>
+        </w:rPr>
+        <w:t>z</w:t>
+      </w:r>
+      <w:r>
+        <w:rPr>
+          <w:rFonts w:eastAsia="Times New Roman"/>
+          <w:i/>
+          <w:iCs/>
+          <w:color w:val="1A1A1A"/>
+        </w:rPr>
+        <w:t xml:space="preserve"> / </w:t>
+      </w:r>
+      <w:proofErr w:type="spellStart"/>
+      <w:r>
+        <w:rPr>
+          <w:rFonts w:eastAsia="Times New Roman"/>
+          <w:i/>
+          <w:iCs/>
+          <w:color w:val="1A1A1A"/>
+        </w:rPr>
+        <w:t>V</w:t>
+      </w:r>
+      <w:r>
+        <w:rPr>
+          <w:rFonts w:eastAsia="Times New Roman"/>
+          <w:i/>
+          <w:iCs/>
+          <w:color w:val="1A1A1A"/>
+        </w:rPr>
+        <w:t>r</w:t>
+      </w:r>
+      <w:proofErr w:type="spellEnd"/>
+      <w:r>
+        <w:rPr>
+          <w:rFonts w:eastAsia="Times New Roman"/>
+          <w:i/>
+          <w:iCs/>
+          <w:color w:val="1A1A1A"/>
+        </w:rPr>
+        <w:t>)</w:t>
       </w:r>
     </w:p>
     <w:p>
@@ -196,14 +270,47 @@
           <w:iCs/>
           <w:color w:val="1A1A1A"/>
         </w:rPr>
-        <w:t>Vᵆ = CH1 − CH2</w:t>
-      </w:r>
-      <w:r>
-        <w:rPr>
-          <w:rFonts w:eastAsia="Times New Roman"/>
-          <w:color w:val="1A1A1A"/>
-        </w:rPr>
-        <w:t xml:space="preserve">, where CH1 measures the total input voltage and CH2 measures the voltage across </w:t>
+        <w:t>V</w:t>
+      </w:r>
+      <w:r>
+        <w:rPr>
+          <w:rFonts w:eastAsia="Times New Roman"/>
+          <w:i/>
+          <w:iCs/>
+          <w:color w:val="1A1A1A"/>
+          <w:vertAlign w:val="subscript"/>
+        </w:rPr>
+        <w:t>R</w:t>
+      </w:r>
+      <w:r>
+        <w:rPr>
+          <w:rFonts w:eastAsia="Times New Roman"/>
+          <w:i/>
+          <w:iCs/>
+          <w:color w:val="1A1A1A"/>
+        </w:rPr>
+        <w:t xml:space="preserve"> = CH1 − CH2</w:t>
+      </w:r>
+      <w:r>
+        <w:rPr>
+          <w:rFonts w:eastAsia="Times New Roman"/>
+          <w:color w:val="1A1A1A"/>
+        </w:rPr>
+        <w:t>, where CH1 measures the total input voltage and CH2 measures the voltage ac</w:t>
+      </w:r>
+      <w:r>
+        <w:rPr>
+          <w:rFonts w:eastAsia="Times New Roman"/>
+          <w:color w:val="1A1A1A"/>
+        </w:rPr>
+        <w:t>r</w:t>
+      </w:r>
+      <w:r>
+        <w:rPr>
+          <w:rFonts w:eastAsia="Times New Roman"/>
+          <w:color w:val="1A1A1A"/>
+        </w:rPr>
+        <w:t xml:space="preserve">oss </w:t>
       </w:r>
       <w:r>
         <w:rPr>
@@ -261,14 +368,41 @@
           <w:iCs/>
           <w:color w:val="1A1A1A"/>
         </w:rPr>
-        <w:t>Z = R = 1 kΩ</w:t>
-      </w:r>
-      <w:r>
-        <w:rPr>
-          <w:rFonts w:eastAsia="Times New Roman"/>
-          <w:color w:val="1A1A1A"/>
-        </w:rPr>
-        <w:t xml:space="preserve"> using two 1 kΩ resistors connected in series. Since the series resistor and the unknown component are equal, the expected amplitude of CH1 is twice that of CH2. Consequently, the MATH channel (CH1 − CH2), representing </w:t>
+        <w:t xml:space="preserve">Z = R = 1 </w:t>
+      </w:r>
+      <w:proofErr w:type="spellStart"/>
+      <w:r>
+        <w:rPr>
+          <w:rFonts w:eastAsia="Times New Roman"/>
+          <w:i/>
+          <w:iCs/>
+          <w:color w:val="1A1A1A"/>
+        </w:rPr>
+        <w:t>kΩ</w:t>
+      </w:r>
+      <w:proofErr w:type="spellEnd"/>
+      <w:r>
+        <w:rPr>
+          <w:rFonts w:eastAsia="Times New Roman"/>
+          <w:color w:val="1A1A1A"/>
+        </w:rPr>
+        <w:t xml:space="preserve"> using two 1 </w:t>
+      </w:r>
+      <w:proofErr w:type="spellStart"/>
+      <w:r>
+        <w:rPr>
+          <w:rFonts w:eastAsia="Times New Roman"/>
+          <w:color w:val="1A1A1A"/>
+        </w:rPr>
+        <w:t>kΩ</w:t>
+      </w:r>
+      <w:proofErr w:type="spellEnd"/>
+      <w:r>
+        <w:rPr>
+          <w:rFonts w:eastAsia="Times New Roman"/>
+          <w:color w:val="1A1A1A"/>
+        </w:rPr>
+        <w:t xml:space="preserve"> resistors connected in series. Since the series resistor and the unknown component are equal, the expected amplitude of CH1 is twice that of CH2. Consequently, the MATH channel (CH1 − CH2), representing </w:t>
       </w:r>
       <w:r>
         <w:rPr>
@@ -317,7 +451,21 @@
           <w:rFonts w:eastAsia="Times New Roman"/>
           <w:color w:val="1A1A1A"/>
         </w:rPr>
-        <w:t xml:space="preserve">In an ideal signal generator, the output resistance is zero; however, in practice a finite internal resistance </w:t>
+        <w:t>In an ideal signal generator, the output resistance is zero; however, in practice</w:t>
+      </w:r>
+      <w:r>
+        <w:rPr>
+          <w:rFonts w:eastAsia="Times New Roman"/>
+          <w:color w:val="1A1A1A"/>
+        </w:rPr>
+        <w:t>,</w:t>
+      </w:r>
+      <w:r>
+        <w:rPr>
+          <w:rFonts w:eastAsia="Times New Roman"/>
+          <w:color w:val="1A1A1A"/>
+        </w:rPr>
+        <w:t xml:space="preserve"> a finite internal resistance </w:t>
       </w:r>
       <w:r>
         <w:rPr>
@@ -349,7 +497,53 @@
           <w:rFonts w:eastAsia="Times New Roman"/>
           <w:color w:val="1A1A1A"/>
         </w:rPr>
-        <w:t>, two resistors with significantly different values were selected — 200 Ω and 9.74 kΩ (the latter verified by multimeter, as abrasion had shifted its nominal value of 10 kΩ) — in order to minimise the effect of measurement uncertainty on the result.</w:t>
+        <w:t xml:space="preserve">, two resistors with significantly different values were selected — 200 Ω and 9.74 </w:t>
+      </w:r>
+      <w:proofErr w:type="spellStart"/>
+      <w:r>
+        <w:rPr>
+          <w:rFonts w:eastAsia="Times New Roman"/>
+          <w:color w:val="1A1A1A"/>
+        </w:rPr>
+        <w:t>kΩ</w:t>
+      </w:r>
+      <w:proofErr w:type="spellEnd"/>
+      <w:r>
+        <w:rPr>
+          <w:rFonts w:eastAsia="Times New Roman"/>
+          <w:color w:val="1A1A1A"/>
+        </w:rPr>
+        <w:t xml:space="preserve"> (the latter verified by multimeter, as abrasion had shifted its nominal value of 10 </w:t>
+      </w:r>
+      <w:proofErr w:type="spellStart"/>
+      <w:r>
+        <w:rPr>
+          <w:rFonts w:eastAsia="Times New Roman"/>
+          <w:color w:val="1A1A1A"/>
+        </w:rPr>
+        <w:t>kΩ</w:t>
+      </w:r>
+      <w:proofErr w:type="spellEnd"/>
+      <w:r>
+        <w:rPr>
+          <w:rFonts w:eastAsia="Times New Roman"/>
+          <w:color w:val="1A1A1A"/>
+        </w:rPr>
+        <w:t xml:space="preserve">) —to </w:t>
+      </w:r>
+      <w:r>
+        <w:rPr>
+          <w:rFonts w:eastAsia="Times New Roman"/>
+          <w:color w:val="1A1A1A"/>
+        </w:rPr>
+        <w:t>minimize</w:t>
+      </w:r>
+      <w:r>
+        <w:rPr>
+          <w:rFonts w:eastAsia="Times New Roman"/>
+          <w:color w:val="1A1A1A"/>
+        </w:rPr>
+        <w:t xml:space="preserve"> the effect of measurement uncertainty on the result.</w:t>
       </w:r>
     </w:p>
     <w:p>
@@ -402,8 +596,19 @@
           <w:iCs/>
           <w:color w:val="1A1A1A"/>
         </w:rPr>
-        <w:t>R₂ = 9.74 kΩ</w:t>
-      </w:r>
+        <w:t xml:space="preserve">R₂ = 9.74 </w:t>
+      </w:r>
+      <w:proofErr w:type="spellStart"/>
+      <w:r>
+        <w:rPr>
+          <w:rFonts w:eastAsia="Times New Roman"/>
+          <w:i/>
+          <w:iCs/>
+          <w:color w:val="1A1A1A"/>
+        </w:rPr>
+        <w:t>kΩ</w:t>
+      </w:r>
+      <w:proofErr w:type="spellEnd"/>
       <w:r>
         <w:rPr>
           <w:rFonts w:eastAsia="Times New Roman"/>
@@ -511,7 +716,21 @@
           <w:rFonts w:eastAsia="Times New Roman"/>
           <w:color w:val="1A1A1A"/>
         </w:rPr>
-        <w:t>. This non-negligible internal resistance confirms that the generator deviates from ideal behaviour and should be accounted for in precision measurements.</w:t>
+        <w:t xml:space="preserve">. This non-negligible internal resistance confirms that the generator deviates from ideal </w:t>
+      </w:r>
+      <w:r>
+        <w:rPr>
+          <w:rFonts w:eastAsia="Times New Roman"/>
+          <w:color w:val="1A1A1A"/>
+        </w:rPr>
+        <w:t>behavior</w:t>
+      </w:r>
+      <w:r>
+        <w:rPr>
+          <w:rFonts w:eastAsia="Times New Roman"/>
+          <w:color w:val="1A1A1A"/>
+        </w:rPr>
+        <w:t xml:space="preserve"> and should be accounted for in precision measurements.</w:t>
       </w:r>
     </w:p>
     <w:sectPr>
